--- a/test/fixtures/sample.docx
+++ b/test/fixtures/sample.docx
@@ -52,6 +52,102 @@
         <w:t xml:space="preserve">Second bullet</w:t>
       </w:r>
     </w:p>
+    <w:tbl>
+      <w:tblPr>
+        <w:tblW w:type="auto" w:w="100"/>
+        <w:tblBorders>
+          <w:top w:val="single" w:color="auto" w:sz="4"/>
+          <w:left w:val="single" w:color="auto" w:sz="4"/>
+          <w:bottom w:val="single" w:color="auto" w:sz="4"/>
+          <w:right w:val="single" w:color="auto" w:sz="4"/>
+          <w:insideH w:val="single" w:color="auto" w:sz="4"/>
+          <w:insideV w:val="single" w:color="auto" w:sz="4"/>
+        </w:tblBorders>
+      </w:tblPr>
+      <w:tblGrid>
+        <w:gridCol w:w="100"/>
+        <w:gridCol w:w="100"/>
+      </w:tblGrid>
+      <w:tr>
+        <w:tc>
+          <w:p>
+            <w:r>
+              <w:rPr>
+                <w:b/>
+                <w:bCs/>
+              </w:rPr>
+              <w:t xml:space="preserve">Metric</w:t>
+            </w:r>
+          </w:p>
+        </w:tc>
+        <w:tc>
+          <w:p>
+            <w:r>
+              <w:rPr>
+                <w:b/>
+                <w:bCs/>
+              </w:rPr>
+              <w:t xml:space="preserve">Value</w:t>
+            </w:r>
+          </w:p>
+        </w:tc>
+      </w:tr>
+      <w:tr>
+        <w:tc>
+          <w:p>
+            <w:r>
+              <w:rPr>
+                <w:i/>
+                <w:iCs/>
+              </w:rPr>
+              <w:t xml:space="preserve">Emphasis cell</w:t>
+            </w:r>
+          </w:p>
+        </w:tc>
+        <w:tc>
+          <w:p>
+            <w:r>
+              <w:t xml:space="preserve">mixed </w:t>
+            </w:r>
+            <w:r>
+              <w:rPr>
+                <w:b/>
+                <w:bCs/>
+              </w:rPr>
+              <w:t xml:space="preserve">bold</w:t>
+            </w:r>
+            <w:r>
+              <w:t xml:space="preserve"> and </w:t>
+            </w:r>
+            <w:r>
+              <w:rPr>
+                <w:i/>
+                <w:iCs/>
+              </w:rPr>
+              <w:t xml:space="preserve">italic</w:t>
+            </w:r>
+          </w:p>
+        </w:tc>
+      </w:tr>
+      <w:tr>
+        <w:tc>
+          <w:p>
+            <w:hyperlink w:history="1" r:id="rId42o41regoternr_frorgq">
+              <w:r>
+                <w:t xml:space="preserve">Linked cell</w:t>
+              </w:r>
+            </w:hyperlink>
+          </w:p>
+        </w:tc>
+        <w:tc>
+          <w:p>
+            <w:r>
+              <w:t xml:space="preserve">Plain cell</w:t>
+            </w:r>
+          </w:p>
+        </w:tc>
+      </w:tr>
+    </w:tbl>
     <w:p>
       <w:r>
         <w:rPr>

--- a/test/fixtures/sample.docx
+++ b/test/fixtures/sample.docx
@@ -132,7 +132,7 @@
       <w:tr>
         <w:tc>
           <w:p>
-            <w:hyperlink w:history="1" r:id="rId42o41regoternr_frorgq">
+            <w:hyperlink w:history="1" r:id="rIduebar2jm1v4enhuexdbni">
               <w:r>
                 <w:t xml:space="preserve">Linked cell</w:t>
               </w:r>

--- a/test/fixtures/sample.docx
+++ b/test/fixtures/sample.docx
@@ -12,7 +12,7 @@
     </w:p>
     <w:p>
       <w:r>
-        <w:t xml:space="preserve">Kiln fixture marker 4711</w:t>
+        <w:t xml:space="preserve">Recast fixture marker 4711</w:t>
       </w:r>
     </w:p>
     <w:p>
@@ -132,7 +132,7 @@
       <w:tr>
         <w:tc>
           <w:p>
-            <w:hyperlink w:history="1" r:id="rIduebar2jm1v4enhuexdbni">
+            <w:hyperlink w:history="1" r:id="rIdl0f720hpbrrl9nqulblef">
               <w:r>
                 <w:t xml:space="preserve">Linked cell</w:t>
               </w:r>
